--- a/CNTT3_Nhap-mon_Session03_BTTH1.docx
+++ b/CNTT3_Nhap-mon_Session03_BTTH1.docx
@@ -21,15 +21,7 @@
           <w:sz w:val="28"/>
           <w:szCs w:val="28"/>
         </w:rPr>
-        <w:t>Phân tích</w:t>
-      </w:r>
-      <w:r>
-        <w:rPr>
-          <w:rFonts w:ascii="Times New Roman" w:hAnsi="Times New Roman" w:cs="Times New Roman"/>
-          <w:sz w:val="28"/>
-          <w:szCs w:val="28"/>
-        </w:rPr>
-        <w:t>: các sai lầm của Nam</w:t>
+        <w:t>Phân tích: các sai lầm của Nam</w:t>
       </w:r>
     </w:p>
     <w:p>
@@ -80,15 +72,7 @@
           <w:sz w:val="28"/>
           <w:szCs w:val="28"/>
         </w:rPr>
-        <w:t>Tốc độ mạng thực tế là 100Mbps/8 = 12.5MB/s</w:t>
-      </w:r>
-      <w:r>
-        <w:rPr>
-          <w:rFonts w:ascii="Times New Roman" w:hAnsi="Times New Roman" w:cs="Times New Roman"/>
-          <w:sz w:val="28"/>
-          <w:szCs w:val="28"/>
-        </w:rPr>
-        <w:t xml:space="preserve"> ( Nam chưa quy đổi đơn vị đo tốc độ mạng)</w:t>
+        <w:t>Tốc độ mạng thực tế là 100Mbps/8 = 12.5MB/s ( Nam chưa quy đổi đơn vị đo tốc độ mạng)</w:t>
       </w:r>
     </w:p>
     <w:p>
@@ -105,23 +89,99 @@
           <w:sz w:val="28"/>
           <w:szCs w:val="28"/>
         </w:rPr>
-        <w:t>Ổ</w:t>
+        <w:t xml:space="preserve">Nhà sản xuất thường tính </w:t>
       </w:r>
       <w:r>
         <w:rPr>
           <w:rFonts w:ascii="Times New Roman" w:hAnsi="Times New Roman" w:cs="Times New Roman"/>
-          <w:sz w:val="28"/>
-          <w:szCs w:val="28"/>
-        </w:rPr>
-        <w:t xml:space="preserve"> SSD 256 GB thực tế lại hiển thị dung lượng thấp hơn con số 256</w:t>
+          <w:b/>
+          <w:bCs/>
+          <w:sz w:val="28"/>
+          <w:szCs w:val="28"/>
+        </w:rPr>
+        <w:t>256</w:t>
       </w:r>
       <w:r>
         <w:rPr>
           <w:rFonts w:ascii="Times New Roman" w:hAnsi="Times New Roman" w:cs="Times New Roman"/>
-          <w:sz w:val="28"/>
-          <w:szCs w:val="28"/>
-        </w:rPr>
-        <w:t xml:space="preserve"> vì ổ SSD có cứa file hệ thống</w:t>
+          <w:b/>
+          <w:bCs/>
+          <w:sz w:val="28"/>
+          <w:szCs w:val="28"/>
+        </w:rPr>
+        <w:t xml:space="preserve"> GB = </w:t>
+      </w:r>
+      <w:r>
+        <w:rPr>
+          <w:rFonts w:ascii="Times New Roman" w:hAnsi="Times New Roman" w:cs="Times New Roman"/>
+          <w:b/>
+          <w:bCs/>
+          <w:sz w:val="28"/>
+          <w:szCs w:val="28"/>
+        </w:rPr>
+        <w:t>256</w:t>
+      </w:r>
+      <w:r>
+        <w:rPr>
+          <w:rFonts w:ascii="Times New Roman" w:hAnsi="Times New Roman" w:cs="Times New Roman"/>
+          <w:b/>
+          <w:bCs/>
+          <w:sz w:val="28"/>
+          <w:szCs w:val="28"/>
+        </w:rPr>
+        <w:t>.000.000</w:t>
+      </w:r>
+      <w:r>
+        <w:rPr>
+          <w:rFonts w:ascii="Times New Roman" w:hAnsi="Times New Roman" w:cs="Times New Roman"/>
+          <w:b/>
+          <w:bCs/>
+          <w:sz w:val="28"/>
+          <w:szCs w:val="28"/>
+        </w:rPr>
+        <w:t>KB</w:t>
+      </w:r>
+    </w:p>
+    <w:p>
+      <w:pPr>
+        <w:rPr>
+          <w:rFonts w:ascii="Times New Roman" w:hAnsi="Times New Roman" w:cs="Times New Roman"/>
+          <w:sz w:val="28"/>
+          <w:szCs w:val="28"/>
+        </w:rPr>
+      </w:pPr>
+      <w:r>
+        <w:rPr>
+          <w:rFonts w:ascii="Times New Roman" w:hAnsi="Times New Roman" w:cs="Times New Roman"/>
+          <w:sz w:val="28"/>
+          <w:szCs w:val="28"/>
+        </w:rPr>
+        <w:t>Thực hiện là (256.000.000/1024)/1024 =244.14GB</w:t>
+      </w:r>
+    </w:p>
+    <w:p>
+      <w:pPr>
+        <w:rPr>
+          <w:rFonts w:ascii="Times New Roman" w:hAnsi="Times New Roman" w:cs="Times New Roman"/>
+          <w:sz w:val="28"/>
+          <w:szCs w:val="28"/>
+        </w:rPr>
+      </w:pPr>
+      <w:r>
+        <w:rPr>
+          <w:rFonts w:ascii="Times New Roman" w:hAnsi="Times New Roman" w:cs="Times New Roman"/>
+          <w:sz w:val="28"/>
+          <w:szCs w:val="28"/>
+        </w:rPr>
+        <w:t xml:space="preserve">Nên </w:t>
+      </w:r>
+      <w:r>
+        <w:rPr>
+          <w:rFonts w:ascii="Times New Roman" w:hAnsi="Times New Roman" w:cs="Times New Roman"/>
+          <w:sz w:val="28"/>
+          <w:szCs w:val="28"/>
+        </w:rPr>
+        <w:t>thực tế lại hiển thị dung lượng thấp hơn con số 256.</w:t>
       </w:r>
     </w:p>
     <w:p>
@@ -189,7 +249,7 @@
           <w:szCs w:val="28"/>
           <w14:ligatures w14:val="none"/>
         </w:rPr>
-        <w:t>D:\Hoc-tap\Bai-Tap-Cua-Nam\Session-01\bai-tap-1.py.</w:t>
+        <w:t>D:\Bai-Tap-Cua-Nam\Session-01\bai-tap-1.py.</w:t>
       </w:r>
     </w:p>
     <w:p>
@@ -1289,6 +1349,17 @@
       <w:szCs w:val="20"/>
     </w:rPr>
   </w:style>
+  <w:style w:type="paragraph" w:styleId="NormalWeb">
+    <w:name w:val="Normal (Web)"/>
+    <w:basedOn w:val="Normal"/>
+    <w:uiPriority w:val="99"/>
+    <w:semiHidden/>
+    <w:unhideWhenUsed/>
+    <w:rsid w:val="001F14E8"/>
+    <w:rPr>
+      <w:rFonts w:ascii="Times New Roman" w:hAnsi="Times New Roman" w:cs="Times New Roman"/>
+    </w:rPr>
+  </w:style>
 </w:styles>
 </file>
 
